--- a/docs/ỨNG DỤNG RUMBLE.docx
+++ b/docs/ỨNG DỤNG RUMBLE.docx
@@ -1482,6 +1482,49 @@
           <w:lang w:val="vi-VN"/>
         </w:rPr>
       </w:pPr>
+      <w:r>
+        <w:rPr>
+          <w:u w:val="single"/>
+          <w:lang w:val="vi-VN"/>
+        </w:rPr>
+        <w:t>Vũ</w:t>
+      </w:r>
+      <w:r>
+        <w:rPr>
+          <w:u w:val="single"/>
+          <w:lang w:val="vi-VN"/>
+        </w:rPr>
+        <w:t xml:space="preserve"> khí bị nảy:</w:t>
+      </w:r>
+      <w:r>
+        <w:rPr>
+          <w:lang w:val="vi-VN"/>
+        </w:rPr>
+        <w:t xml:space="preserve"> </w:t>
+      </w:r>
+      <w:r>
+        <w:rPr>
+          <w:b/>
+          <w:bCs/>
+          <w:lang w:val="vi-VN"/>
+        </w:rPr>
+        <w:t>Rumble yếu</w:t>
+      </w:r>
+      <w:r>
+        <w:rPr>
+          <w:lang w:val="vi-VN"/>
+        </w:rPr>
+        <w:t xml:space="preserve"> effect tiếng ly rượn vang </w:t>
+      </w:r>
+      <w:hyperlink r:id="rId5" w:history="1">
+        <w:r>
+          <w:rPr>
+            <w:rStyle w:val="Hyperlink"/>
+            <w:lang w:val="vi-VN"/>
+          </w:rPr>
+          <w:t>https://www.youtube.com/watch?v=0mes9LNvTQ8</w:t>
+        </w:r>
+      </w:hyperlink>
     </w:p>
     <w:sectPr>
       <w:pgSz w:w="12240" w:h="15840"/>
@@ -2529,6 +2572,29 @@
       <w:spacing w:val="5"/>
     </w:rPr>
   </w:style>
+  <w:style w:type="character" w:styleId="Hyperlink">
+    <w:name w:val="Hyperlink"/>
+    <w:basedOn w:val="DefaultParagraphFont"/>
+    <w:uiPriority w:val="99"/>
+    <w:unhideWhenUsed/>
+    <w:rsid w:val="00813712"/>
+    <w:rPr>
+      <w:color w:val="467886" w:themeColor="hyperlink"/>
+      <w:u w:val="single"/>
+    </w:rPr>
+  </w:style>
+  <w:style w:type="character" w:styleId="UnresolvedMention">
+    <w:name w:val="Unresolved Mention"/>
+    <w:basedOn w:val="DefaultParagraphFont"/>
+    <w:uiPriority w:val="99"/>
+    <w:semiHidden/>
+    <w:unhideWhenUsed/>
+    <w:rsid w:val="00813712"/>
+    <w:rPr>
+      <w:color w:val="605E5C"/>
+      <w:shd w:val="clear" w:color="auto" w:fill="E1DFDD"/>
+    </w:rPr>
+  </w:style>
 </w:styles>
 </file>
 

--- a/docs/ỨNG DỤNG RUMBLE.docx
+++ b/docs/ỨNG DỤNG RUMBLE.docx
@@ -177,15 +177,13 @@
         </w:rPr>
         <w:t xml:space="preserve">HD Rumble </w:t>
       </w:r>
-      <w:proofErr w:type="spellStart"/>
-      <w:r>
-        <w:rPr>
-          <w:i/>
-          <w:iCs/>
-        </w:rPr>
-        <w:t>sẽ</w:t>
-      </w:r>
-      <w:proofErr w:type="spellEnd"/>
+      <w:r>
+        <w:rPr>
+          <w:i/>
+          <w:iCs/>
+        </w:rPr>
+        <w:t>ko</w:t>
+      </w:r>
       <w:r>
         <w:rPr>
           <w:i/>
@@ -247,7 +245,7 @@
           <w:i/>
           <w:iCs/>
         </w:rPr>
-        <w:t>khác</w:t>
+        <w:t>này</w:t>
       </w:r>
       <w:proofErr w:type="spellEnd"/>
       <w:r>
@@ -395,54 +393,202 @@
     </w:p>
     <w:p>
       <w:pPr>
-        <w:rPr>
-          <w:lang w:val="vi-VN"/>
-        </w:rPr>
-      </w:pPr>
-    </w:p>
-    <w:p>
-      <w:pPr>
-        <w:rPr>
-          <w:lang w:val="vi-VN"/>
-        </w:rPr>
-      </w:pPr>
-      <w:r>
-        <w:rPr>
-          <w:lang w:val="vi-VN"/>
-        </w:rPr>
-        <w:t xml:space="preserve">Những đòn </w:t>
-      </w:r>
-      <w:r>
-        <w:rPr>
-          <w:b/>
-          <w:bCs/>
-          <w:lang w:val="vi-VN"/>
-        </w:rPr>
-        <w:t>ko sử dụng</w:t>
-      </w:r>
-      <w:r>
-        <w:rPr>
-          <w:lang w:val="vi-VN"/>
-        </w:rPr>
-        <w:t xml:space="preserve"> Rumble:</w:t>
-      </w:r>
-    </w:p>
-    <w:p>
-      <w:pPr>
         <w:pStyle w:val="ListParagraph"/>
         <w:numPr>
           <w:ilvl w:val="0"/>
           <w:numId w:val="1"/>
         </w:numPr>
         <w:rPr>
-          <w:lang w:val="vi-VN"/>
-        </w:rPr>
-      </w:pPr>
-      <w:r>
-        <w:rPr>
-          <w:lang w:val="vi-VN"/>
-        </w:rPr>
-        <w:t>Moveset yêu cầu nhấn giữ vì mau mỏi tay</w:t>
+          <w:b/>
+          <w:bCs/>
+          <w:lang w:val="vi-VN"/>
+        </w:rPr>
+      </w:pPr>
+      <w:r>
+        <w:rPr>
+          <w:b/>
+          <w:bCs/>
+          <w:lang w:val="vi-VN"/>
+        </w:rPr>
+        <w:t xml:space="preserve">Rumble </w:t>
+      </w:r>
+      <w:r>
+        <w:rPr>
+          <w:b/>
+          <w:bCs/>
+          <w:lang w:val="vi-VN"/>
+        </w:rPr>
+        <w:t>yếu</w:t>
+      </w:r>
+      <w:r>
+        <w:rPr>
+          <w:lang w:val="vi-VN"/>
+        </w:rPr>
+        <w:t xml:space="preserve"> chạy chính, </w:t>
+      </w:r>
+      <w:r>
+        <w:rPr>
+          <w:b/>
+          <w:bCs/>
+          <w:lang w:val="vi-VN"/>
+        </w:rPr>
+        <w:t>Rumble mạnh</w:t>
+      </w:r>
+      <w:r>
+        <w:rPr>
+          <w:lang w:val="vi-VN"/>
+        </w:rPr>
+        <w:t xml:space="preserve"> rất hiếm khi cần</w:t>
+      </w:r>
+    </w:p>
+    <w:p>
+      <w:pPr>
+        <w:pStyle w:val="ListParagraph"/>
+        <w:rPr>
+          <w:lang w:val="vi-VN"/>
+        </w:rPr>
+      </w:pPr>
+    </w:p>
+    <w:p>
+      <w:pPr>
+        <w:rPr>
+          <w:i/>
+          <w:iCs/>
+          <w:lang w:val="vi-VN"/>
+        </w:rPr>
+      </w:pPr>
+      <w:r>
+        <w:rPr>
+          <w:b/>
+          <w:bCs/>
+          <w:i/>
+          <w:iCs/>
+          <w:lang w:val="vi-VN"/>
+        </w:rPr>
+        <w:t>Q:</w:t>
+      </w:r>
+      <w:r>
+        <w:rPr>
+          <w:i/>
+          <w:iCs/>
+          <w:lang w:val="vi-VN"/>
+        </w:rPr>
+        <w:t xml:space="preserve"> Khi nào nên sài </w:t>
+      </w:r>
+      <w:r>
+        <w:rPr>
+          <w:i/>
+          <w:iCs/>
+          <w:lang w:val="vi-VN"/>
+        </w:rPr>
+        <w:t xml:space="preserve">Rumble </w:t>
+      </w:r>
+      <w:r>
+        <w:rPr>
+          <w:b/>
+          <w:bCs/>
+          <w:i/>
+          <w:iCs/>
+          <w:lang w:val="vi-VN"/>
+        </w:rPr>
+        <w:t>mạnh</w:t>
+      </w:r>
+      <w:r>
+        <w:rPr>
+          <w:i/>
+          <w:iCs/>
+          <w:lang w:val="vi-VN"/>
+        </w:rPr>
+        <w:t xml:space="preserve"> hay </w:t>
+      </w:r>
+      <w:r>
+        <w:rPr>
+          <w:b/>
+          <w:bCs/>
+          <w:i/>
+          <w:iCs/>
+          <w:lang w:val="vi-VN"/>
+        </w:rPr>
+        <w:t>yếu</w:t>
+      </w:r>
+      <w:r>
+        <w:rPr>
+          <w:i/>
+          <w:iCs/>
+          <w:lang w:val="vi-VN"/>
+        </w:rPr>
+        <w:t>?</w:t>
+      </w:r>
+    </w:p>
+    <w:p>
+      <w:r>
+        <w:rPr>
+          <w:b/>
+          <w:bCs/>
+          <w:u w:val="single"/>
+        </w:rPr>
+        <w:t xml:space="preserve">Rumble </w:t>
+      </w:r>
+      <w:proofErr w:type="spellStart"/>
+      <w:r>
+        <w:rPr>
+          <w:b/>
+          <w:bCs/>
+          <w:u w:val="single"/>
+        </w:rPr>
+        <w:t>mạnh</w:t>
+      </w:r>
+      <w:proofErr w:type="spellEnd"/>
+      <w:r>
+        <w:t xml:space="preserve"> (rumble </w:t>
+      </w:r>
+      <w:proofErr w:type="spellStart"/>
+      <w:r>
+        <w:t>bên</w:t>
+      </w:r>
+      <w:proofErr w:type="spellEnd"/>
+      <w:r>
+        <w:t xml:space="preserve"> </w:t>
+      </w:r>
+      <w:proofErr w:type="spellStart"/>
+      <w:r>
+        <w:t>phải</w:t>
+      </w:r>
+      <w:proofErr w:type="spellEnd"/>
+      <w:r>
+        <w:t xml:space="preserve">) </w:t>
+      </w:r>
+      <w:proofErr w:type="spellStart"/>
+      <w:r>
+        <w:t>chỉ</w:t>
+      </w:r>
+      <w:proofErr w:type="spellEnd"/>
+      <w:r>
+        <w:t xml:space="preserve"> </w:t>
+      </w:r>
+      <w:proofErr w:type="spellStart"/>
+      <w:r>
+        <w:t>nên</w:t>
+      </w:r>
+      <w:proofErr w:type="spellEnd"/>
+      <w:r>
+        <w:t xml:space="preserve"> </w:t>
+      </w:r>
+      <w:proofErr w:type="spellStart"/>
+      <w:r>
+        <w:t>sài</w:t>
+      </w:r>
+      <w:proofErr w:type="spellEnd"/>
+      <w:r>
+        <w:t xml:space="preserve"> </w:t>
+      </w:r>
+      <w:proofErr w:type="spellStart"/>
+      <w:r>
+        <w:t>cho</w:t>
+      </w:r>
+      <w:proofErr w:type="spellEnd"/>
+      <w:r>
+        <w:t>:</w:t>
       </w:r>
     </w:p>
     <w:p>
@@ -457,155 +603,35 @@
         </w:rPr>
       </w:pPr>
       <w:r>
-        <w:t>Roll</w:t>
-      </w:r>
-      <w:r>
-        <w:rPr>
-          <w:lang w:val="vi-VN"/>
-        </w:rPr>
-        <w:t>, Hop</w:t>
-      </w:r>
-    </w:p>
-    <w:p>
-      <w:pPr>
-        <w:rPr>
-          <w:i/>
-          <w:iCs/>
-          <w:lang w:val="vi-VN"/>
-        </w:rPr>
-      </w:pPr>
-      <w:r>
-        <w:rPr>
-          <w:b/>
-          <w:bCs/>
-          <w:i/>
-          <w:iCs/>
-          <w:lang w:val="vi-VN"/>
-        </w:rPr>
-        <w:t>Q:</w:t>
-      </w:r>
-      <w:r>
-        <w:rPr>
-          <w:i/>
-          <w:iCs/>
-          <w:lang w:val="vi-VN"/>
-        </w:rPr>
-        <w:t xml:space="preserve"> Khi nào nên sài </w:t>
-      </w:r>
-      <w:r>
-        <w:rPr>
-          <w:i/>
-          <w:iCs/>
-          <w:lang w:val="vi-VN"/>
-        </w:rPr>
-        <w:t xml:space="preserve">Rumble </w:t>
-      </w:r>
-      <w:r>
-        <w:rPr>
-          <w:b/>
-          <w:bCs/>
-          <w:i/>
-          <w:iCs/>
-          <w:lang w:val="vi-VN"/>
-        </w:rPr>
-        <w:t>mạnh</w:t>
-      </w:r>
-      <w:r>
-        <w:rPr>
-          <w:i/>
-          <w:iCs/>
-          <w:lang w:val="vi-VN"/>
-        </w:rPr>
-        <w:t xml:space="preserve"> hay </w:t>
-      </w:r>
-      <w:r>
-        <w:rPr>
-          <w:b/>
-          <w:bCs/>
-          <w:i/>
-          <w:iCs/>
-          <w:lang w:val="vi-VN"/>
-        </w:rPr>
-        <w:t>yếu</w:t>
-      </w:r>
-      <w:r>
-        <w:rPr>
-          <w:i/>
-          <w:iCs/>
-          <w:lang w:val="vi-VN"/>
-        </w:rPr>
-        <w:t>?</w:t>
-      </w:r>
-    </w:p>
-    <w:p>
-      <w:r>
-        <w:rPr>
-          <w:b/>
-          <w:bCs/>
-          <w:u w:val="single"/>
-        </w:rPr>
-        <w:t xml:space="preserve">Rumble </w:t>
-      </w:r>
-      <w:proofErr w:type="spellStart"/>
-      <w:r>
-        <w:rPr>
-          <w:b/>
-          <w:bCs/>
-          <w:u w:val="single"/>
-        </w:rPr>
-        <w:t>mạnh</w:t>
-      </w:r>
-      <w:proofErr w:type="spellEnd"/>
-      <w:r>
-        <w:t xml:space="preserve"> (rumble </w:t>
-      </w:r>
-      <w:proofErr w:type="spellStart"/>
-      <w:r>
-        <w:t>bên</w:t>
-      </w:r>
-      <w:proofErr w:type="spellEnd"/>
-      <w:r>
-        <w:t xml:space="preserve"> </w:t>
-      </w:r>
-      <w:proofErr w:type="spellStart"/>
-      <w:r>
-        <w:t>phải</w:t>
-      </w:r>
-      <w:proofErr w:type="spellEnd"/>
-      <w:r>
-        <w:t xml:space="preserve">) </w:t>
-      </w:r>
-      <w:proofErr w:type="spellStart"/>
-      <w:r>
-        <w:t>chỉ</w:t>
-      </w:r>
-      <w:proofErr w:type="spellEnd"/>
-      <w:r>
-        <w:t xml:space="preserve"> </w:t>
-      </w:r>
-      <w:proofErr w:type="spellStart"/>
-      <w:r>
-        <w:t>nên</w:t>
-      </w:r>
-      <w:proofErr w:type="spellEnd"/>
-      <w:r>
-        <w:t xml:space="preserve"> </w:t>
-      </w:r>
-      <w:proofErr w:type="spellStart"/>
-      <w:r>
-        <w:t>sài</w:t>
-      </w:r>
-      <w:proofErr w:type="spellEnd"/>
-      <w:r>
-        <w:t xml:space="preserve"> </w:t>
-      </w:r>
-      <w:proofErr w:type="spellStart"/>
-      <w:r>
-        <w:t>cho</w:t>
-      </w:r>
-      <w:proofErr w:type="spellEnd"/>
-      <w:r>
-        <w:t>:</w:t>
+        <w:t xml:space="preserve"> </w:t>
+      </w:r>
+      <w:r>
+        <w:rPr>
+          <w:b/>
+          <w:bCs/>
+          <w:lang w:val="vi-VN"/>
+        </w:rPr>
+        <w:t>Đòn cuối cùng</w:t>
+      </w:r>
+      <w:r>
+        <w:rPr>
+          <w:lang w:val="vi-VN"/>
+        </w:rPr>
+        <w:t xml:space="preserve"> trong chuỗi </w:t>
+      </w:r>
+      <w:r>
+        <w:rPr>
+          <w:b/>
+          <w:bCs/>
+          <w:lang w:val="vi-VN"/>
+        </w:rPr>
+        <w:t>combo mạnh</w:t>
+      </w:r>
+      <w:r>
+        <w:rPr>
+          <w:lang w:val="vi-VN"/>
+        </w:rPr>
+        <w:t xml:space="preserve"> (combo mà game sẽ bật zoom màn hình) còn những đòn gây dmg trước đó chỉ nên sài rumble nhẹ</w:t>
       </w:r>
     </w:p>
     <w:p>
@@ -619,36 +645,342 @@
           <w:lang w:val="vi-VN"/>
         </w:rPr>
       </w:pPr>
-      <w:r>
-        <w:t xml:space="preserve"> </w:t>
-      </w:r>
-      <w:r>
-        <w:rPr>
-          <w:b/>
-          <w:bCs/>
-          <w:lang w:val="vi-VN"/>
-        </w:rPr>
-        <w:t>Đòn cuối cùng</w:t>
-      </w:r>
-      <w:r>
-        <w:rPr>
-          <w:lang w:val="vi-VN"/>
-        </w:rPr>
-        <w:t xml:space="preserve"> trong chuỗi </w:t>
-      </w:r>
-      <w:r>
-        <w:rPr>
-          <w:b/>
-          <w:bCs/>
-          <w:lang w:val="vi-VN"/>
-        </w:rPr>
-        <w:t>combo mạnh</w:t>
-      </w:r>
-      <w:r>
-        <w:rPr>
-          <w:lang w:val="vi-VN"/>
-        </w:rPr>
-        <w:t xml:space="preserve"> (combo mà game sẽ bật zoom màn hình) còn những đòn gây dmg trước đó chỉ nên sài rumble nhẹ</w:t>
+      <w:proofErr w:type="spellStart"/>
+      <w:r>
+        <w:t>Đòn</w:t>
+      </w:r>
+      <w:proofErr w:type="spellEnd"/>
+      <w:r>
+        <w:t xml:space="preserve"> </w:t>
+      </w:r>
+      <w:proofErr w:type="spellStart"/>
+      <w:r>
+        <w:t>có</w:t>
+      </w:r>
+      <w:proofErr w:type="spellEnd"/>
+      <w:r>
+        <w:t xml:space="preserve"> animation </w:t>
+      </w:r>
+      <w:proofErr w:type="spellStart"/>
+      <w:r>
+        <w:t>dài</w:t>
+      </w:r>
+      <w:proofErr w:type="spellEnd"/>
+      <w:r>
+        <w:t xml:space="preserve"> </w:t>
+      </w:r>
+      <w:proofErr w:type="spellStart"/>
+      <w:r>
+        <w:t>nhưng</w:t>
+      </w:r>
+      <w:proofErr w:type="spellEnd"/>
+      <w:r>
+        <w:t xml:space="preserve"> ko </w:t>
+      </w:r>
+      <w:proofErr w:type="spellStart"/>
+      <w:r>
+        <w:t>cần</w:t>
+      </w:r>
+      <w:proofErr w:type="spellEnd"/>
+      <w:r>
+        <w:t xml:space="preserve"> Input </w:t>
+      </w:r>
+      <w:proofErr w:type="spellStart"/>
+      <w:r>
+        <w:t>từ</w:t>
+      </w:r>
+      <w:proofErr w:type="spellEnd"/>
+      <w:r>
+        <w:t xml:space="preserve"> </w:t>
+      </w:r>
+      <w:r>
+        <w:t>player</w:t>
+      </w:r>
+      <w:r>
+        <w:t xml:space="preserve">: Offset </w:t>
+      </w:r>
+      <w:proofErr w:type="spellStart"/>
+      <w:r>
+        <w:t>thành</w:t>
+      </w:r>
+      <w:proofErr w:type="spellEnd"/>
+      <w:r>
+        <w:t xml:space="preserve"> </w:t>
+      </w:r>
+      <w:proofErr w:type="spellStart"/>
+      <w:r>
+        <w:t>công</w:t>
+      </w:r>
+      <w:proofErr w:type="spellEnd"/>
+      <w:r>
+        <w:t>, Wound Breaker move, Power Clash</w:t>
+      </w:r>
+    </w:p>
+    <w:p/>
+    <w:p>
+      <w:r>
+        <w:rPr>
+          <w:b/>
+          <w:bCs/>
+          <w:u w:val="single"/>
+        </w:rPr>
+        <w:t xml:space="preserve">Rumble </w:t>
+      </w:r>
+      <w:proofErr w:type="spellStart"/>
+      <w:r>
+        <w:rPr>
+          <w:b/>
+          <w:bCs/>
+          <w:u w:val="single"/>
+        </w:rPr>
+        <w:t>yếu</w:t>
+      </w:r>
+      <w:proofErr w:type="spellEnd"/>
+      <w:r>
+        <w:t xml:space="preserve"> (rumble </w:t>
+      </w:r>
+      <w:proofErr w:type="spellStart"/>
+      <w:r>
+        <w:t>bên</w:t>
+      </w:r>
+      <w:proofErr w:type="spellEnd"/>
+      <w:r>
+        <w:t xml:space="preserve"> </w:t>
+      </w:r>
+      <w:proofErr w:type="spellStart"/>
+      <w:r>
+        <w:t>trái</w:t>
+      </w:r>
+      <w:proofErr w:type="spellEnd"/>
+      <w:r>
+        <w:t xml:space="preserve">) </w:t>
+      </w:r>
+      <w:proofErr w:type="spellStart"/>
+      <w:r>
+        <w:t>có</w:t>
+      </w:r>
+      <w:proofErr w:type="spellEnd"/>
+      <w:r>
+        <w:t xml:space="preserve"> </w:t>
+      </w:r>
+      <w:proofErr w:type="spellStart"/>
+      <w:r>
+        <w:t>thể</w:t>
+      </w:r>
+      <w:proofErr w:type="spellEnd"/>
+      <w:r>
+        <w:t xml:space="preserve"> </w:t>
+      </w:r>
+      <w:proofErr w:type="spellStart"/>
+      <w:r>
+        <w:t>sài</w:t>
+      </w:r>
+      <w:proofErr w:type="spellEnd"/>
+      <w:r>
+        <w:t xml:space="preserve"> </w:t>
+      </w:r>
+      <w:proofErr w:type="spellStart"/>
+      <w:r>
+        <w:t>nhiều</w:t>
+      </w:r>
+      <w:proofErr w:type="spellEnd"/>
+      <w:r>
+        <w:t xml:space="preserve"> </w:t>
+      </w:r>
+      <w:proofErr w:type="spellStart"/>
+      <w:r>
+        <w:t>hơn</w:t>
+      </w:r>
+      <w:proofErr w:type="spellEnd"/>
+      <w:r>
+        <w:t xml:space="preserve"> </w:t>
+      </w:r>
+      <w:proofErr w:type="spellStart"/>
+      <w:r>
+        <w:t>vì</w:t>
+      </w:r>
+      <w:proofErr w:type="spellEnd"/>
+      <w:r>
+        <w:t xml:space="preserve"> </w:t>
+      </w:r>
+      <w:proofErr w:type="spellStart"/>
+      <w:r>
+        <w:t>ít</w:t>
+      </w:r>
+      <w:proofErr w:type="spellEnd"/>
+      <w:r>
+        <w:t xml:space="preserve"> </w:t>
+      </w:r>
+      <w:proofErr w:type="spellStart"/>
+      <w:r>
+        <w:t>ảnh</w:t>
+      </w:r>
+      <w:proofErr w:type="spellEnd"/>
+      <w:r>
+        <w:t xml:space="preserve"> </w:t>
+      </w:r>
+      <w:proofErr w:type="spellStart"/>
+      <w:r>
+        <w:t>hưởng</w:t>
+      </w:r>
+      <w:proofErr w:type="spellEnd"/>
+      <w:r>
+        <w:t xml:space="preserve"> </w:t>
+      </w:r>
+      <w:proofErr w:type="spellStart"/>
+      <w:r>
+        <w:t>tới</w:t>
+      </w:r>
+      <w:proofErr w:type="spellEnd"/>
+      <w:r>
+        <w:t xml:space="preserve"> </w:t>
+      </w:r>
+      <w:proofErr w:type="spellStart"/>
+      <w:r>
+        <w:t>trải</w:t>
+      </w:r>
+      <w:proofErr w:type="spellEnd"/>
+      <w:r>
+        <w:t xml:space="preserve"> </w:t>
+      </w:r>
+      <w:proofErr w:type="spellStart"/>
+      <w:r>
+        <w:t>nghiệm</w:t>
+      </w:r>
+      <w:proofErr w:type="spellEnd"/>
+      <w:r>
+        <w:t xml:space="preserve"> </w:t>
+      </w:r>
+      <w:proofErr w:type="spellStart"/>
+      <w:r>
+        <w:t>chơi</w:t>
+      </w:r>
+      <w:proofErr w:type="spellEnd"/>
+      <w:r>
+        <w:t>.</w:t>
+      </w:r>
+    </w:p>
+    <w:p/>
+    <w:p>
+      <w:pPr>
+        <w:rPr>
+          <w:i/>
+          <w:iCs/>
+        </w:rPr>
+      </w:pPr>
+      <w:proofErr w:type="spellStart"/>
+      <w:r>
+        <w:rPr>
+          <w:i/>
+          <w:iCs/>
+        </w:rPr>
+        <w:t>Những</w:t>
+      </w:r>
+      <w:proofErr w:type="spellEnd"/>
+      <w:r>
+        <w:rPr>
+          <w:i/>
+          <w:iCs/>
+        </w:rPr>
+        <w:t xml:space="preserve"> </w:t>
+      </w:r>
+      <w:proofErr w:type="spellStart"/>
+      <w:r>
+        <w:rPr>
+          <w:i/>
+          <w:iCs/>
+        </w:rPr>
+        <w:t>đòn</w:t>
+      </w:r>
+      <w:proofErr w:type="spellEnd"/>
+      <w:r>
+        <w:rPr>
+          <w:i/>
+          <w:iCs/>
+        </w:rPr>
+        <w:t xml:space="preserve"> </w:t>
+      </w:r>
+      <w:proofErr w:type="spellStart"/>
+      <w:r>
+        <w:rPr>
+          <w:i/>
+          <w:iCs/>
+        </w:rPr>
+        <w:t>sử</w:t>
+      </w:r>
+      <w:proofErr w:type="spellEnd"/>
+      <w:r>
+        <w:rPr>
+          <w:i/>
+          <w:iCs/>
+        </w:rPr>
+        <w:t xml:space="preserve"> </w:t>
+      </w:r>
+      <w:proofErr w:type="spellStart"/>
+      <w:r>
+        <w:rPr>
+          <w:i/>
+          <w:iCs/>
+        </w:rPr>
+        <w:t>dụng</w:t>
+      </w:r>
+      <w:proofErr w:type="spellEnd"/>
+      <w:r>
+        <w:rPr>
+          <w:i/>
+          <w:iCs/>
+        </w:rPr>
+        <w:t xml:space="preserve"> </w:t>
+      </w:r>
+      <w:proofErr w:type="spellStart"/>
+      <w:r>
+        <w:rPr>
+          <w:b/>
+          <w:bCs/>
+          <w:i/>
+          <w:iCs/>
+        </w:rPr>
+        <w:t>chung</w:t>
+      </w:r>
+      <w:proofErr w:type="spellEnd"/>
+      <w:r>
+        <w:rPr>
+          <w:i/>
+          <w:iCs/>
+        </w:rPr>
+        <w:t xml:space="preserve"> </w:t>
+      </w:r>
+      <w:proofErr w:type="spellStart"/>
+      <w:r>
+        <w:rPr>
+          <w:i/>
+          <w:iCs/>
+        </w:rPr>
+        <w:t>quy</w:t>
+      </w:r>
+      <w:proofErr w:type="spellEnd"/>
+      <w:r>
+        <w:rPr>
+          <w:i/>
+          <w:iCs/>
+        </w:rPr>
+        <w:t xml:space="preserve"> </w:t>
+      </w:r>
+      <w:proofErr w:type="spellStart"/>
+      <w:r>
+        <w:rPr>
+          <w:i/>
+          <w:iCs/>
+        </w:rPr>
+        <w:t>tắc</w:t>
+      </w:r>
+      <w:proofErr w:type="spellEnd"/>
+      <w:r>
+        <w:rPr>
+          <w:i/>
+          <w:iCs/>
+        </w:rPr>
+        <w:t xml:space="preserve"> rumble:</w:t>
       </w:r>
     </w:p>
     <w:p>
@@ -662,342 +994,384 @@
           <w:lang w:val="vi-VN"/>
         </w:rPr>
       </w:pPr>
-      <w:proofErr w:type="spellStart"/>
-      <w:r>
-        <w:t>Đòn</w:t>
-      </w:r>
-      <w:proofErr w:type="spellEnd"/>
-      <w:r>
-        <w:t xml:space="preserve"> </w:t>
-      </w:r>
-      <w:proofErr w:type="spellStart"/>
-      <w:r>
-        <w:t>có</w:t>
-      </w:r>
-      <w:proofErr w:type="spellEnd"/>
-      <w:r>
-        <w:t xml:space="preserve"> animation </w:t>
-      </w:r>
-      <w:proofErr w:type="spellStart"/>
-      <w:r>
-        <w:t>dài</w:t>
-      </w:r>
-      <w:proofErr w:type="spellEnd"/>
-      <w:r>
-        <w:t xml:space="preserve"> </w:t>
-      </w:r>
-      <w:proofErr w:type="spellStart"/>
-      <w:r>
-        <w:t>nhưng</w:t>
-      </w:r>
-      <w:proofErr w:type="spellEnd"/>
-      <w:r>
-        <w:t xml:space="preserve"> ko </w:t>
-      </w:r>
-      <w:proofErr w:type="spellStart"/>
-      <w:r>
-        <w:t>cần</w:t>
-      </w:r>
-      <w:proofErr w:type="spellEnd"/>
-      <w:r>
-        <w:t xml:space="preserve"> Input </w:t>
-      </w:r>
-      <w:proofErr w:type="spellStart"/>
-      <w:r>
-        <w:t>từ</w:t>
-      </w:r>
-      <w:proofErr w:type="spellEnd"/>
-      <w:r>
-        <w:t xml:space="preserve"> </w:t>
-      </w:r>
-      <w:r>
-        <w:t>player</w:t>
-      </w:r>
-      <w:r>
-        <w:t xml:space="preserve">: Offset </w:t>
-      </w:r>
-      <w:proofErr w:type="spellStart"/>
-      <w:r>
-        <w:t>thành</w:t>
-      </w:r>
-      <w:proofErr w:type="spellEnd"/>
-      <w:r>
-        <w:t xml:space="preserve"> </w:t>
-      </w:r>
-      <w:proofErr w:type="spellStart"/>
-      <w:r>
-        <w:t>công</w:t>
-      </w:r>
-      <w:proofErr w:type="spellEnd"/>
-      <w:r>
-        <w:t>, Wound Breaker move, Power Clash</w:t>
+      <w:r>
+        <w:rPr>
+          <w:lang w:val="vi-VN"/>
+        </w:rPr>
+        <w:t xml:space="preserve">Những đòn có </w:t>
+      </w:r>
+      <w:r>
+        <w:rPr>
+          <w:b/>
+          <w:bCs/>
+          <w:lang w:val="vi-VN"/>
+        </w:rPr>
+        <w:t>animation dài</w:t>
+      </w:r>
+      <w:r>
+        <w:rPr>
+          <w:lang w:val="vi-VN"/>
+        </w:rPr>
+        <w:t xml:space="preserve"> có thể coi như event đặc biệt</w:t>
+      </w:r>
+      <w:r>
+        <w:rPr>
+          <w:lang w:val="vi-VN"/>
+        </w:rPr>
+        <w:t>:</w:t>
       </w:r>
     </w:p>
-    <w:p/>
     <w:p>
-      <w:r>
-        <w:rPr>
-          <w:b/>
-          <w:bCs/>
-          <w:u w:val="single"/>
+      <w:pPr>
+        <w:pStyle w:val="ListParagraph"/>
+        <w:numPr>
+          <w:ilvl w:val="1"/>
+          <w:numId w:val="1"/>
+        </w:numPr>
+        <w:rPr>
+          <w:lang w:val="vi-VN"/>
+        </w:rPr>
+      </w:pPr>
+      <w:r>
+        <w:rPr>
+          <w:b/>
+          <w:bCs/>
+          <w:i/>
+          <w:iCs/>
+          <w:lang w:val="vi-VN"/>
+        </w:rPr>
+        <w:t>Offset thành công</w:t>
+      </w:r>
+      <w:r>
+        <w:rPr>
+          <w:lang w:val="vi-VN"/>
+        </w:rPr>
+        <w:t xml:space="preserve">: Bật </w:t>
+      </w:r>
+      <w:r>
+        <w:rPr>
+          <w:b/>
+          <w:bCs/>
+          <w:lang w:val="vi-VN"/>
+        </w:rPr>
+        <w:t>Rumble mạnh</w:t>
+      </w:r>
+      <w:r>
+        <w:rPr>
+          <w:lang w:val="vi-VN"/>
+        </w:rPr>
+        <w:t xml:space="preserve"> ngay khi offset thành </w:t>
+      </w:r>
+      <w:r>
+        <w:rPr>
+          <w:lang w:val="vi-VN"/>
+        </w:rPr>
+        <w:t>công.</w:t>
+      </w:r>
+    </w:p>
+    <w:p>
+      <w:pPr>
+        <w:pStyle w:val="ListParagraph"/>
+        <w:numPr>
+          <w:ilvl w:val="1"/>
+          <w:numId w:val="1"/>
+        </w:numPr>
+        <w:rPr>
+          <w:lang w:val="vi-VN"/>
+        </w:rPr>
+      </w:pPr>
+      <w:r>
+        <w:rPr>
+          <w:b/>
+          <w:bCs/>
+          <w:i/>
+          <w:iCs/>
+          <w:lang w:val="vi-VN"/>
+        </w:rPr>
+        <w:t>Offset Attack</w:t>
+      </w:r>
+      <w:r>
+        <w:rPr>
+          <w:b/>
+          <w:bCs/>
+          <w:lang w:val="vi-VN"/>
+        </w:rPr>
+        <w:t xml:space="preserve">: </w:t>
+      </w:r>
+      <w:r>
+        <w:rPr>
+          <w:lang w:val="vi-VN"/>
+        </w:rPr>
+        <w:t>Lúc</w:t>
+      </w:r>
+      <w:r>
+        <w:rPr>
+          <w:lang w:val="vi-VN"/>
+        </w:rPr>
+        <w:t xml:space="preserve"> bắn </w:t>
+      </w:r>
+      <w:r>
+        <w:rPr>
+          <w:lang w:val="vi-VN"/>
+        </w:rPr>
+        <w:t xml:space="preserve">dây đu vào sẽ sài </w:t>
+      </w:r>
+      <w:r>
+        <w:rPr>
+          <w:b/>
+          <w:bCs/>
+          <w:lang w:val="vi-VN"/>
+        </w:rPr>
+        <w:t xml:space="preserve">rumble </w:t>
+      </w:r>
+      <w:r>
+        <w:rPr>
+          <w:b/>
+          <w:bCs/>
+          <w:lang w:val="vi-VN"/>
+        </w:rPr>
+        <w:t>yếu</w:t>
+      </w:r>
+      <w:r>
+        <w:rPr>
+          <w:lang w:val="vi-VN"/>
+        </w:rPr>
+        <w:t xml:space="preserve"> theo “nhịp chân hành quân”. Tới lúc dính đòn hiện Dmg thì sẽ rung </w:t>
+      </w:r>
+      <w:r>
+        <w:rPr>
+          <w:b/>
+          <w:bCs/>
+          <w:lang w:val="vi-VN"/>
+        </w:rPr>
+        <w:t>rumble yếu</w:t>
+      </w:r>
+      <w:r>
+        <w:rPr>
+          <w:lang w:val="vi-VN"/>
+        </w:rPr>
+        <w:t xml:space="preserve"> mạnh hơn.</w:t>
+      </w:r>
+      <w:r>
+        <w:rPr>
+          <w:lang w:val="vi-VN"/>
+        </w:rPr>
+        <w:t xml:space="preserve"> Đến </w:t>
+      </w:r>
+      <w:r>
+        <w:rPr>
+          <w:lang w:val="vi-VN"/>
+        </w:rPr>
+        <w:t>đòn cuối cùng trong chuỗi combo offset</w:t>
+      </w:r>
+      <w:r>
+        <w:rPr>
+          <w:lang w:val="vi-VN"/>
+        </w:rPr>
+        <w:t xml:space="preserve"> sẽ bật </w:t>
+      </w:r>
+      <w:r>
+        <w:rPr>
+          <w:b/>
+          <w:bCs/>
+          <w:lang w:val="vi-VN"/>
         </w:rPr>
         <w:t xml:space="preserve">Rumble </w:t>
       </w:r>
-      <w:proofErr w:type="spellStart"/>
-      <w:r>
-        <w:rPr>
-          <w:b/>
-          <w:bCs/>
-          <w:u w:val="single"/>
-        </w:rPr>
-        <w:t>yếu</w:t>
-      </w:r>
-      <w:proofErr w:type="spellEnd"/>
-      <w:r>
-        <w:t xml:space="preserve"> (rumble </w:t>
-      </w:r>
-      <w:proofErr w:type="spellStart"/>
-      <w:r>
-        <w:t>bên</w:t>
-      </w:r>
-      <w:proofErr w:type="spellEnd"/>
-      <w:r>
-        <w:t xml:space="preserve"> </w:t>
-      </w:r>
-      <w:proofErr w:type="spellStart"/>
-      <w:r>
-        <w:t>trái</w:t>
-      </w:r>
-      <w:proofErr w:type="spellEnd"/>
-      <w:r>
-        <w:t xml:space="preserve">) </w:t>
-      </w:r>
-      <w:proofErr w:type="spellStart"/>
-      <w:r>
-        <w:t>có</w:t>
-      </w:r>
-      <w:proofErr w:type="spellEnd"/>
-      <w:r>
-        <w:t xml:space="preserve"> </w:t>
-      </w:r>
-      <w:proofErr w:type="spellStart"/>
-      <w:r>
-        <w:t>thể</w:t>
-      </w:r>
-      <w:proofErr w:type="spellEnd"/>
-      <w:r>
-        <w:t xml:space="preserve"> </w:t>
-      </w:r>
-      <w:proofErr w:type="spellStart"/>
-      <w:r>
-        <w:t>sài</w:t>
-      </w:r>
-      <w:proofErr w:type="spellEnd"/>
-      <w:r>
-        <w:t xml:space="preserve"> </w:t>
-      </w:r>
-      <w:proofErr w:type="spellStart"/>
-      <w:r>
-        <w:t>nhiều</w:t>
-      </w:r>
-      <w:proofErr w:type="spellEnd"/>
-      <w:r>
-        <w:t xml:space="preserve"> </w:t>
-      </w:r>
-      <w:proofErr w:type="spellStart"/>
-      <w:r>
-        <w:t>hơn</w:t>
-      </w:r>
-      <w:proofErr w:type="spellEnd"/>
-      <w:r>
-        <w:t xml:space="preserve"> </w:t>
-      </w:r>
-      <w:proofErr w:type="spellStart"/>
-      <w:r>
-        <w:t>vì</w:t>
-      </w:r>
-      <w:proofErr w:type="spellEnd"/>
-      <w:r>
-        <w:t xml:space="preserve"> </w:t>
-      </w:r>
-      <w:proofErr w:type="spellStart"/>
-      <w:r>
-        <w:t>ít</w:t>
-      </w:r>
-      <w:proofErr w:type="spellEnd"/>
-      <w:r>
-        <w:t xml:space="preserve"> </w:t>
-      </w:r>
-      <w:proofErr w:type="spellStart"/>
-      <w:r>
-        <w:t>ảnh</w:t>
-      </w:r>
-      <w:proofErr w:type="spellEnd"/>
-      <w:r>
-        <w:t xml:space="preserve"> </w:t>
-      </w:r>
-      <w:proofErr w:type="spellStart"/>
-      <w:r>
-        <w:t>hưởng</w:t>
-      </w:r>
-      <w:proofErr w:type="spellEnd"/>
-      <w:r>
-        <w:t xml:space="preserve"> </w:t>
-      </w:r>
-      <w:proofErr w:type="spellStart"/>
-      <w:r>
-        <w:t>tới</w:t>
-      </w:r>
-      <w:proofErr w:type="spellEnd"/>
-      <w:r>
-        <w:t xml:space="preserve"> </w:t>
-      </w:r>
-      <w:proofErr w:type="spellStart"/>
-      <w:r>
-        <w:t>trải</w:t>
-      </w:r>
-      <w:proofErr w:type="spellEnd"/>
-      <w:r>
-        <w:t xml:space="preserve"> </w:t>
-      </w:r>
-      <w:proofErr w:type="spellStart"/>
-      <w:r>
-        <w:t>nghiệm</w:t>
-      </w:r>
-      <w:proofErr w:type="spellEnd"/>
-      <w:r>
-        <w:t xml:space="preserve"> </w:t>
-      </w:r>
-      <w:proofErr w:type="spellStart"/>
-      <w:r>
-        <w:t>chơi</w:t>
-      </w:r>
-      <w:proofErr w:type="spellEnd"/>
-      <w:r>
-        <w:t>.</w:t>
+      <w:r>
+        <w:rPr>
+          <w:b/>
+          <w:bCs/>
+          <w:lang w:val="vi-VN"/>
+        </w:rPr>
+        <w:t>mạnh.</w:t>
       </w:r>
     </w:p>
-    <w:p/>
     <w:p>
       <w:pPr>
-        <w:rPr>
-          <w:i/>
-          <w:iCs/>
-        </w:rPr>
-      </w:pPr>
-      <w:proofErr w:type="spellStart"/>
-      <w:r>
-        <w:rPr>
-          <w:i/>
-          <w:iCs/>
-        </w:rPr>
-        <w:t>Những</w:t>
-      </w:r>
-      <w:proofErr w:type="spellEnd"/>
-      <w:r>
-        <w:rPr>
-          <w:i/>
-          <w:iCs/>
-        </w:rPr>
-        <w:t xml:space="preserve"> </w:t>
-      </w:r>
-      <w:proofErr w:type="spellStart"/>
-      <w:r>
-        <w:rPr>
-          <w:i/>
-          <w:iCs/>
-        </w:rPr>
-        <w:t>đòn</w:t>
-      </w:r>
-      <w:proofErr w:type="spellEnd"/>
-      <w:r>
-        <w:rPr>
-          <w:i/>
-          <w:iCs/>
-        </w:rPr>
-        <w:t xml:space="preserve"> </w:t>
-      </w:r>
-      <w:proofErr w:type="spellStart"/>
-      <w:r>
-        <w:rPr>
-          <w:i/>
-          <w:iCs/>
-        </w:rPr>
-        <w:t>sử</w:t>
-      </w:r>
-      <w:proofErr w:type="spellEnd"/>
-      <w:r>
-        <w:rPr>
-          <w:i/>
-          <w:iCs/>
-        </w:rPr>
-        <w:t xml:space="preserve"> </w:t>
-      </w:r>
-      <w:proofErr w:type="spellStart"/>
-      <w:r>
-        <w:rPr>
-          <w:i/>
-          <w:iCs/>
-        </w:rPr>
-        <w:t>dụng</w:t>
-      </w:r>
-      <w:proofErr w:type="spellEnd"/>
-      <w:r>
-        <w:rPr>
-          <w:i/>
-          <w:iCs/>
-        </w:rPr>
-        <w:t xml:space="preserve"> </w:t>
-      </w:r>
-      <w:proofErr w:type="spellStart"/>
-      <w:r>
-        <w:rPr>
-          <w:b/>
-          <w:bCs/>
-          <w:i/>
-          <w:iCs/>
-        </w:rPr>
-        <w:t>chung</w:t>
-      </w:r>
-      <w:proofErr w:type="spellEnd"/>
-      <w:r>
-        <w:rPr>
-          <w:i/>
-          <w:iCs/>
-        </w:rPr>
-        <w:t xml:space="preserve"> </w:t>
-      </w:r>
-      <w:proofErr w:type="spellStart"/>
-      <w:r>
-        <w:rPr>
-          <w:i/>
-          <w:iCs/>
-        </w:rPr>
-        <w:t>quy</w:t>
-      </w:r>
-      <w:proofErr w:type="spellEnd"/>
-      <w:r>
-        <w:rPr>
-          <w:i/>
-          <w:iCs/>
-        </w:rPr>
-        <w:t xml:space="preserve"> </w:t>
-      </w:r>
-      <w:proofErr w:type="spellStart"/>
-      <w:r>
-        <w:rPr>
-          <w:i/>
-          <w:iCs/>
-        </w:rPr>
-        <w:t>tắc</w:t>
-      </w:r>
-      <w:proofErr w:type="spellEnd"/>
-      <w:r>
-        <w:rPr>
-          <w:i/>
-          <w:iCs/>
-        </w:rPr>
-        <w:t xml:space="preserve"> rumble:</w:t>
+        <w:pStyle w:val="ListParagraph"/>
+        <w:numPr>
+          <w:ilvl w:val="1"/>
+          <w:numId w:val="1"/>
+        </w:numPr>
+        <w:rPr>
+          <w:lang w:val="vi-VN"/>
+        </w:rPr>
+      </w:pPr>
+      <w:r>
+        <w:rPr>
+          <w:b/>
+          <w:bCs/>
+          <w:i/>
+          <w:iCs/>
+          <w:lang w:val="vi-VN"/>
+        </w:rPr>
+        <w:t>Wound Breaker</w:t>
+      </w:r>
+      <w:r>
+        <w:rPr>
+          <w:lang w:val="vi-VN"/>
+        </w:rPr>
+        <w:t xml:space="preserve">: Bật </w:t>
+      </w:r>
+      <w:r>
+        <w:rPr>
+          <w:b/>
+          <w:bCs/>
+          <w:lang w:val="vi-VN"/>
+        </w:rPr>
+        <w:t>Rumble mạnh</w:t>
+      </w:r>
+      <w:r>
+        <w:rPr>
+          <w:b/>
+          <w:bCs/>
+          <w:lang w:val="vi-VN"/>
+        </w:rPr>
+        <w:t xml:space="preserve"> </w:t>
+      </w:r>
+      <w:r>
+        <w:rPr>
+          <w:lang w:val="vi-VN"/>
+        </w:rPr>
+        <w:t>ở mức nhẹ</w:t>
+      </w:r>
+      <w:r>
+        <w:rPr>
+          <w:lang w:val="vi-VN"/>
+        </w:rPr>
+        <w:t xml:space="preserve"> ngay khi kích hoạt chiêu thành </w:t>
+      </w:r>
+      <w:r>
+        <w:rPr>
+          <w:lang w:val="vi-VN"/>
+        </w:rPr>
+        <w:t>công. Còn lại sẽ code tùy theo moveset của vũ khí</w:t>
+      </w:r>
+    </w:p>
+    <w:p>
+      <w:pPr>
+        <w:pStyle w:val="ListParagraph"/>
+        <w:numPr>
+          <w:ilvl w:val="1"/>
+          <w:numId w:val="1"/>
+        </w:numPr>
+        <w:rPr>
+          <w:lang w:val="vi-VN"/>
+        </w:rPr>
+      </w:pPr>
+      <w:r>
+        <w:rPr>
+          <w:lang w:val="vi-VN"/>
+        </w:rPr>
+        <w:t xml:space="preserve"> </w:t>
+      </w:r>
+      <w:r>
+        <w:rPr>
+          <w:b/>
+          <w:bCs/>
+          <w:i/>
+          <w:iCs/>
+          <w:lang w:val="vi-VN"/>
+        </w:rPr>
+        <w:t>Power Clash</w:t>
+      </w:r>
+      <w:r>
+        <w:rPr>
+          <w:lang w:val="vi-VN"/>
+        </w:rPr>
+        <w:t>:</w:t>
+      </w:r>
+      <w:r>
+        <w:rPr>
+          <w:lang w:val="vi-VN"/>
+        </w:rPr>
+        <w:t xml:space="preserve"> </w:t>
+      </w:r>
+      <w:r>
+        <w:rPr>
+          <w:lang w:val="vi-VN"/>
+        </w:rPr>
+        <w:t xml:space="preserve">Bật </w:t>
+      </w:r>
+      <w:r>
+        <w:rPr>
+          <w:b/>
+          <w:bCs/>
+          <w:lang w:val="vi-VN"/>
+        </w:rPr>
+        <w:t>Rumble mạnh</w:t>
+      </w:r>
+      <w:r>
+        <w:rPr>
+          <w:b/>
+          <w:bCs/>
+          <w:lang w:val="vi-VN"/>
+        </w:rPr>
+        <w:t xml:space="preserve"> </w:t>
+      </w:r>
+      <w:r>
+        <w:rPr>
+          <w:lang w:val="vi-VN"/>
+        </w:rPr>
+        <w:t xml:space="preserve">với pattern thú vị. Tiếp theo sẽ code theo từng vũ khí: đánh liên tục có dmg theo từng đòn sẽ sài </w:t>
+      </w:r>
+      <w:r>
+        <w:rPr>
+          <w:b/>
+          <w:bCs/>
+          <w:lang w:val="vi-VN"/>
+        </w:rPr>
+        <w:t>Rumble yếu</w:t>
+      </w:r>
+      <w:r>
+        <w:rPr>
+          <w:lang w:val="vi-VN"/>
+        </w:rPr>
+        <w:t xml:space="preserve"> để phản </w:t>
+      </w:r>
+      <w:r>
+        <w:rPr>
+          <w:lang w:val="vi-VN"/>
+        </w:rPr>
+        <w:lastRenderedPageBreak/>
+        <w:t xml:space="preserve">ánh từng đòn </w:t>
+      </w:r>
+      <w:r>
+        <w:rPr>
+          <w:lang w:val="vi-VN"/>
+        </w:rPr>
+        <w:t xml:space="preserve">đánh, đến lúc hất con quái ra sẽ sài </w:t>
+      </w:r>
+      <w:r>
+        <w:rPr>
+          <w:b/>
+          <w:bCs/>
+          <w:lang w:val="vi-VN"/>
+        </w:rPr>
+        <w:t>Rumble mạnh</w:t>
+      </w:r>
+      <w:r>
+        <w:rPr>
+          <w:lang w:val="vi-VN"/>
+        </w:rPr>
+        <w:t xml:space="preserve">; vũ khí gồng dmg thật to nhả ra 1 lần sẽ sài </w:t>
+      </w:r>
+      <w:r>
+        <w:rPr>
+          <w:b/>
+          <w:bCs/>
+          <w:lang w:val="vi-VN"/>
+        </w:rPr>
+        <w:t xml:space="preserve">Rumble </w:t>
+      </w:r>
+      <w:r>
+        <w:rPr>
+          <w:b/>
+          <w:bCs/>
+          <w:lang w:val="vi-VN"/>
+        </w:rPr>
+        <w:t>mạnh.</w:t>
       </w:r>
     </w:p>
     <w:p>
@@ -1008,59 +1382,37 @@
           <w:numId w:val="1"/>
         </w:numPr>
         <w:rPr>
-          <w:lang w:val="vi-VN"/>
-        </w:rPr>
-      </w:pPr>
-      <w:r>
-        <w:rPr>
-          <w:lang w:val="vi-VN"/>
-        </w:rPr>
-        <w:t xml:space="preserve">Những đòn có </w:t>
-      </w:r>
-      <w:r>
-        <w:rPr>
-          <w:b/>
-          <w:bCs/>
-          <w:lang w:val="vi-VN"/>
-        </w:rPr>
-        <w:t>animation dài</w:t>
-      </w:r>
-      <w:r>
-        <w:rPr>
-          <w:lang w:val="vi-VN"/>
-        </w:rPr>
-        <w:t xml:space="preserve"> mà player mất khả năng điều khiển</w:t>
-      </w:r>
-      <w:r>
-        <w:rPr>
-          <w:lang w:val="vi-VN"/>
-        </w:rPr>
-        <w:t>:</w:t>
-      </w:r>
-    </w:p>
-    <w:p>
-      <w:pPr>
-        <w:pStyle w:val="ListParagraph"/>
-        <w:numPr>
-          <w:ilvl w:val="1"/>
-          <w:numId w:val="1"/>
-        </w:numPr>
-        <w:rPr>
-          <w:lang w:val="vi-VN"/>
-        </w:rPr>
-      </w:pPr>
-      <w:r>
-        <w:rPr>
           <w:u w:val="single"/>
           <w:lang w:val="vi-VN"/>
         </w:rPr>
-        <w:t>Offset thành công</w:t>
-      </w:r>
-      <w:r>
-        <w:rPr>
-          <w:lang w:val="vi-VN"/>
-        </w:rPr>
-        <w:t xml:space="preserve">: Bật </w:t>
+      </w:pPr>
+      <w:r>
+        <w:rPr>
+          <w:b/>
+          <w:bCs/>
+          <w:i/>
+          <w:iCs/>
+          <w:lang w:val="vi-VN"/>
+        </w:rPr>
+        <w:t>Đòn đập đất (Slam)</w:t>
+      </w:r>
+      <w:r>
+        <w:rPr>
+          <w:lang w:val="vi-VN"/>
+        </w:rPr>
+        <w:t xml:space="preserve">: Nhiều vũ khí sử dụng đòn này làm chiêu mạnh </w:t>
+      </w:r>
+      <w:r>
+        <w:rPr>
+          <w:lang w:val="vi-VN"/>
+        </w:rPr>
+        <w:t>nhất</w:t>
+      </w:r>
+      <w:r>
+        <w:rPr>
+          <w:lang w:val="vi-VN"/>
+        </w:rPr>
+        <w:t xml:space="preserve"> (</w:t>
       </w:r>
       <w:r>
         <w:rPr>
@@ -1074,21 +1426,33 @@
         <w:rPr>
           <w:lang w:val="vi-VN"/>
         </w:rPr>
-        <w:t xml:space="preserve"> ngay khi offset thành công và đòn cuối cùng trong chuỗi combo offset. Lúc bắn </w:t>
-      </w:r>
-      <w:r>
-        <w:rPr>
-          <w:lang w:val="vi-VN"/>
-        </w:rPr>
-        <w:t xml:space="preserve">dây đu vào sẽ sài </w:t>
-      </w:r>
-      <w:r>
-        <w:rPr>
-          <w:b/>
-          <w:bCs/>
-          <w:lang w:val="vi-VN"/>
-        </w:rPr>
-        <w:t xml:space="preserve">rumble </w:t>
+        <w:t>)</w:t>
+      </w:r>
+      <w:r>
+        <w:rPr>
+          <w:lang w:val="vi-VN"/>
+        </w:rPr>
+        <w:t xml:space="preserve">, hoặc để mở màn combo dmg </w:t>
+      </w:r>
+      <w:r>
+        <w:rPr>
+          <w:lang w:val="vi-VN"/>
+        </w:rPr>
+        <w:t>to</w:t>
+      </w:r>
+      <w:r>
+        <w:rPr>
+          <w:lang w:val="vi-VN"/>
+        </w:rPr>
+        <w:t xml:space="preserve"> (</w:t>
+      </w:r>
+      <w:r>
+        <w:rPr>
+          <w:b/>
+          <w:bCs/>
+          <w:lang w:val="vi-VN"/>
+        </w:rPr>
+        <w:t xml:space="preserve">Rumble </w:t>
       </w:r>
       <w:r>
         <w:rPr>
@@ -1102,188 +1466,13 @@
         <w:rPr>
           <w:lang w:val="vi-VN"/>
         </w:rPr>
-        <w:t xml:space="preserve"> theo “nhịp chân hành quân”. Tới lúc dính đòn hiện Dmg thì sẽ rung </w:t>
-      </w:r>
-      <w:r>
-        <w:rPr>
-          <w:b/>
-          <w:bCs/>
-          <w:lang w:val="vi-VN"/>
-        </w:rPr>
-        <w:t>rumble yếu</w:t>
-      </w:r>
-      <w:r>
-        <w:rPr>
-          <w:lang w:val="vi-VN"/>
-        </w:rPr>
-        <w:t xml:space="preserve"> mạnh hơn.</w:t>
-      </w:r>
-    </w:p>
-    <w:p>
-      <w:pPr>
-        <w:pStyle w:val="ListParagraph"/>
-        <w:numPr>
-          <w:ilvl w:val="1"/>
-          <w:numId w:val="1"/>
-        </w:numPr>
-        <w:rPr>
-          <w:lang w:val="vi-VN"/>
-        </w:rPr>
-      </w:pPr>
-      <w:r>
-        <w:rPr>
-          <w:u w:val="single"/>
-          <w:lang w:val="vi-VN"/>
-        </w:rPr>
-        <w:t>Wound Breaker</w:t>
-      </w:r>
-      <w:r>
-        <w:rPr>
-          <w:lang w:val="vi-VN"/>
-        </w:rPr>
-        <w:t xml:space="preserve">: Bật </w:t>
-      </w:r>
-      <w:r>
-        <w:rPr>
-          <w:b/>
-          <w:bCs/>
-          <w:lang w:val="vi-VN"/>
-        </w:rPr>
-        <w:t>Rumble mạnh</w:t>
-      </w:r>
-      <w:r>
-        <w:rPr>
-          <w:b/>
-          <w:bCs/>
-          <w:lang w:val="vi-VN"/>
-        </w:rPr>
-        <w:t xml:space="preserve"> </w:t>
-      </w:r>
-      <w:r>
-        <w:rPr>
-          <w:lang w:val="vi-VN"/>
-        </w:rPr>
-        <w:t>ở mức nhẹ</w:t>
-      </w:r>
-      <w:r>
-        <w:rPr>
-          <w:lang w:val="vi-VN"/>
-        </w:rPr>
-        <w:t xml:space="preserve"> ngay khi </w:t>
-      </w:r>
-      <w:r>
-        <w:rPr>
-          <w:lang w:val="vi-VN"/>
-        </w:rPr>
-        <w:t>kích hoạt chiêu</w:t>
-      </w:r>
-      <w:r>
-        <w:rPr>
-          <w:lang w:val="vi-VN"/>
-        </w:rPr>
-        <w:t xml:space="preserve"> thành </w:t>
-      </w:r>
-      <w:r>
-        <w:rPr>
-          <w:lang w:val="vi-VN"/>
-        </w:rPr>
-        <w:t>công. Còn lại sẽ code tùy theo moveset của vũ khí</w:t>
-      </w:r>
-    </w:p>
-    <w:p>
-      <w:pPr>
-        <w:pStyle w:val="ListParagraph"/>
-        <w:numPr>
-          <w:ilvl w:val="1"/>
-          <w:numId w:val="1"/>
-        </w:numPr>
-        <w:rPr>
-          <w:lang w:val="vi-VN"/>
-        </w:rPr>
-      </w:pPr>
-      <w:r>
-        <w:rPr>
-          <w:lang w:val="vi-VN"/>
-        </w:rPr>
-        <w:lastRenderedPageBreak/>
-        <w:t xml:space="preserve"> </w:t>
-      </w:r>
-      <w:r>
-        <w:rPr>
-          <w:u w:val="single"/>
-          <w:lang w:val="vi-VN"/>
-        </w:rPr>
-        <w:t>Power Clash</w:t>
-      </w:r>
-      <w:r>
-        <w:rPr>
-          <w:lang w:val="vi-VN"/>
-        </w:rPr>
-        <w:t>:</w:t>
-      </w:r>
-      <w:r>
-        <w:rPr>
-          <w:lang w:val="vi-VN"/>
-        </w:rPr>
-        <w:t xml:space="preserve"> </w:t>
-      </w:r>
-      <w:r>
-        <w:rPr>
-          <w:lang w:val="vi-VN"/>
-        </w:rPr>
-        <w:t xml:space="preserve">Bật </w:t>
-      </w:r>
-      <w:r>
-        <w:rPr>
-          <w:b/>
-          <w:bCs/>
-          <w:lang w:val="vi-VN"/>
-        </w:rPr>
-        <w:t>Rumble mạnh</w:t>
-      </w:r>
-      <w:r>
-        <w:rPr>
-          <w:b/>
-          <w:bCs/>
-          <w:lang w:val="vi-VN"/>
-        </w:rPr>
-        <w:t xml:space="preserve"> </w:t>
-      </w:r>
-      <w:r>
-        <w:rPr>
-          <w:lang w:val="vi-VN"/>
-        </w:rPr>
-        <w:t xml:space="preserve">với pattern thú vị. Tiếp theo sẽ code theo từng vũ khí: đánh liên tục có dmg theo từng đòn sẽ sài </w:t>
-      </w:r>
-      <w:r>
-        <w:rPr>
-          <w:b/>
-          <w:bCs/>
-          <w:lang w:val="vi-VN"/>
-        </w:rPr>
-        <w:t>Rumble yếu</w:t>
-      </w:r>
-      <w:r>
-        <w:rPr>
-          <w:lang w:val="vi-VN"/>
-        </w:rPr>
-        <w:t xml:space="preserve"> để phản ánh từng đòn đánh; vũ khí gồng dmg thật to nhả ra 1 lần sẽ sài </w:t>
-      </w:r>
-      <w:r>
-        <w:rPr>
-          <w:b/>
-          <w:bCs/>
-          <w:lang w:val="vi-VN"/>
-        </w:rPr>
-        <w:t xml:space="preserve">Rumble </w:t>
-      </w:r>
-      <w:r>
-        <w:rPr>
-          <w:b/>
-          <w:bCs/>
-          <w:lang w:val="vi-VN"/>
-        </w:rPr>
-        <w:t>mạnh.</w:t>
+        <w:t>)</w:t>
+      </w:r>
+      <w:r>
+        <w:rPr>
+          <w:lang w:val="vi-VN"/>
+        </w:rPr>
+        <w:t>.</w:t>
       </w:r>
     </w:p>
     <w:p>
@@ -1300,82 +1489,46 @@
       </w:pPr>
       <w:r>
         <w:rPr>
+          <w:b/>
+          <w:bCs/>
+          <w:i/>
+          <w:iCs/>
+          <w:lang w:val="vi-VN"/>
+        </w:rPr>
+        <w:t>Perfect Guard</w:t>
+      </w:r>
+      <w:r>
+        <w:rPr>
           <w:u w:val="single"/>
           <w:lang w:val="vi-VN"/>
         </w:rPr>
-        <w:t>Đòn đập đất (Slam)</w:t>
-      </w:r>
-      <w:r>
-        <w:rPr>
-          <w:lang w:val="vi-VN"/>
-        </w:rPr>
-        <w:t>: Bật</w:t>
-      </w:r>
-      <w:r>
-        <w:rPr>
-          <w:b/>
-          <w:bCs/>
-          <w:lang w:val="vi-VN"/>
-        </w:rPr>
-        <w:t xml:space="preserve"> Rumble </w:t>
-      </w:r>
-      <w:r>
-        <w:rPr>
-          <w:b/>
-          <w:bCs/>
-          <w:lang w:val="vi-VN"/>
-        </w:rPr>
-        <w:t>yếu</w:t>
-      </w:r>
-      <w:r>
-        <w:rPr>
-          <w:b/>
-          <w:bCs/>
-          <w:lang w:val="vi-VN"/>
-        </w:rPr>
-        <w:t xml:space="preserve"> </w:t>
-      </w:r>
-      <w:r>
-        <w:rPr>
-          <w:lang w:val="vi-VN"/>
-        </w:rPr>
-        <w:t>nhẹ</w:t>
+        <w:t>:</w:t>
+      </w:r>
+      <w:r>
+        <w:rPr>
+          <w:lang w:val="vi-VN"/>
+        </w:rPr>
+        <w:t xml:space="preserve"> Sử dụng </w:t>
+      </w:r>
+      <w:r>
+        <w:rPr>
+          <w:b/>
+          <w:bCs/>
+          <w:lang w:val="vi-VN"/>
+        </w:rPr>
+        <w:t>Rumble</w:t>
+      </w:r>
+      <w:r>
+        <w:rPr>
+          <w:lang w:val="vi-VN"/>
+        </w:rPr>
+        <w:t xml:space="preserve"> với effect đặc biệt (chưa biết là gì)</w:t>
       </w:r>
       <w:r>
         <w:rPr>
           <w:lang w:val="vi-VN"/>
         </w:rPr>
         <w:t>.</w:t>
-      </w:r>
-      <w:r>
-        <w:rPr>
-          <w:lang w:val="vi-VN"/>
-        </w:rPr>
-        <w:t xml:space="preserve"> Nhiều vũ khí sử dụng đòn này làm chiêu </w:t>
-      </w:r>
-      <w:r>
-        <w:rPr>
-          <w:lang w:val="vi-VN"/>
-        </w:rPr>
-        <w:t>.</w:t>
-      </w:r>
-      <w:r>
-        <w:rPr>
-          <w:lang w:val="vi-VN"/>
-        </w:rPr>
-        <w:t xml:space="preserve">mạnh </w:t>
-      </w:r>
-      <w:r>
-        <w:rPr>
-          <w:lang w:val="vi-VN"/>
-        </w:rPr>
-        <w:t xml:space="preserve">nhất, hoặc để mở màn combo dmg </w:t>
-      </w:r>
-      <w:r>
-        <w:rPr>
-          <w:lang w:val="vi-VN"/>
-        </w:rPr>
-        <w:t>to.</w:t>
       </w:r>
     </w:p>
     <w:p>
@@ -1392,36 +1545,45 @@
       </w:pPr>
       <w:r>
         <w:rPr>
-          <w:u w:val="single"/>
-          <w:lang w:val="vi-VN"/>
-        </w:rPr>
-        <w:t>Perfect Guard:</w:t>
-      </w:r>
-      <w:r>
-        <w:rPr>
-          <w:lang w:val="vi-VN"/>
-        </w:rPr>
-        <w:t xml:space="preserve"> Sử dụng </w:t>
-      </w:r>
-      <w:r>
-        <w:rPr>
-          <w:b/>
-          <w:bCs/>
-          <w:lang w:val="vi-VN"/>
-        </w:rPr>
-        <w:t>Rumble</w:t>
-      </w:r>
-      <w:r>
-        <w:rPr>
-          <w:lang w:val="vi-VN"/>
-        </w:rPr>
-        <w:t xml:space="preserve"> với effect đặc biệt (chưa biết là gì)</w:t>
-      </w:r>
-      <w:r>
-        <w:rPr>
-          <w:lang w:val="vi-VN"/>
-        </w:rPr>
-        <w:t>.</w:t>
+          <w:b/>
+          <w:bCs/>
+          <w:i/>
+          <w:iCs/>
+          <w:lang w:val="vi-VN"/>
+        </w:rPr>
+        <w:t>Quái đánh vào khiên</w:t>
+      </w:r>
+      <w:r>
+        <w:rPr>
+          <w:lang w:val="vi-VN"/>
+        </w:rPr>
+        <w:t xml:space="preserve"> </w:t>
+      </w:r>
+      <w:r>
+        <w:rPr>
+          <w:lang w:val="vi-VN"/>
+        </w:rPr>
+        <w:t xml:space="preserve">(Ko perfect): Sử dụng </w:t>
+      </w:r>
+      <w:r>
+        <w:rPr>
+          <w:b/>
+          <w:bCs/>
+          <w:lang w:val="vi-VN"/>
+        </w:rPr>
+        <w:t>Rumble yếu</w:t>
+      </w:r>
+      <w:r>
+        <w:rPr>
+          <w:lang w:val="vi-VN"/>
+        </w:rPr>
+        <w:t xml:space="preserve"> với hiệu ứng fade </w:t>
+      </w:r>
+      <w:r>
+        <w:rPr>
+          <w:lang w:val="vi-VN"/>
+        </w:rPr>
+        <w:t>dần.</w:t>
       </w:r>
     </w:p>
     <w:p>
@@ -1438,69 +1600,25 @@
       </w:pPr>
       <w:r>
         <w:rPr>
-          <w:u w:val="single"/>
-          <w:lang w:val="vi-VN"/>
-        </w:rPr>
-        <w:t xml:space="preserve">Quái đánh vào khiên </w:t>
-      </w:r>
-      <w:r>
-        <w:rPr>
-          <w:lang w:val="vi-VN"/>
-        </w:rPr>
-        <w:t xml:space="preserve">(Ko perfect): Sử dụng </w:t>
-      </w:r>
-      <w:r>
-        <w:rPr>
-          <w:b/>
-          <w:bCs/>
-          <w:lang w:val="vi-VN"/>
-        </w:rPr>
-        <w:t>Rumble yếu</w:t>
-      </w:r>
-      <w:r>
-        <w:rPr>
-          <w:lang w:val="vi-VN"/>
-        </w:rPr>
-        <w:t xml:space="preserve"> với hiệu ứng fade </w:t>
-      </w:r>
-      <w:r>
-        <w:rPr>
-          <w:lang w:val="vi-VN"/>
-        </w:rPr>
-        <w:t>dần.</w:t>
-      </w:r>
-    </w:p>
-    <w:p>
-      <w:pPr>
-        <w:pStyle w:val="ListParagraph"/>
-        <w:numPr>
-          <w:ilvl w:val="0"/>
-          <w:numId w:val="1"/>
-        </w:numPr>
-        <w:rPr>
-          <w:u w:val="single"/>
-          <w:lang w:val="vi-VN"/>
-        </w:rPr>
-      </w:pPr>
-      <w:r>
-        <w:rPr>
-          <w:u w:val="single"/>
-          <w:lang w:val="vi-VN"/>
-        </w:rPr>
-        <w:t>Vũ</w:t>
-      </w:r>
-      <w:r>
-        <w:rPr>
-          <w:u w:val="single"/>
-          <w:lang w:val="vi-VN"/>
-        </w:rPr>
-        <w:t xml:space="preserve"> khí bị nảy:</w:t>
-      </w:r>
-      <w:r>
-        <w:rPr>
-          <w:lang w:val="vi-VN"/>
-        </w:rPr>
-        <w:t xml:space="preserve"> </w:t>
+          <w:b/>
+          <w:bCs/>
+          <w:i/>
+          <w:iCs/>
+          <w:lang w:val="vi-VN"/>
+        </w:rPr>
+        <w:t>Vũ khí bị nảy</w:t>
+      </w:r>
+      <w:r>
+        <w:rPr>
+          <w:lang w:val="vi-VN"/>
+        </w:rPr>
+        <w:t xml:space="preserve">: </w:t>
+      </w:r>
+      <w:r>
+        <w:rPr>
+          <w:lang w:val="vi-VN"/>
+        </w:rPr>
+        <w:t xml:space="preserve">Bật </w:t>
       </w:r>
       <w:r>
         <w:rPr>
@@ -1525,6 +1643,76 @@
           <w:t>https://www.youtube.com/watch?v=0mes9LNvTQ8</w:t>
         </w:r>
       </w:hyperlink>
+    </w:p>
+    <w:p>
+      <w:pPr>
+        <w:pStyle w:val="ListParagraph"/>
+        <w:numPr>
+          <w:ilvl w:val="0"/>
+          <w:numId w:val="1"/>
+        </w:numPr>
+        <w:rPr>
+          <w:b/>
+          <w:bCs/>
+          <w:i/>
+          <w:iCs/>
+          <w:lang w:val="vi-VN"/>
+        </w:rPr>
+      </w:pPr>
+      <w:r>
+        <w:rPr>
+          <w:b/>
+          <w:bCs/>
+          <w:i/>
+          <w:iCs/>
+          <w:lang w:val="vi-VN"/>
+        </w:rPr>
+        <w:t xml:space="preserve">Player bị </w:t>
+      </w:r>
+      <w:r>
+        <w:rPr>
+          <w:b/>
+          <w:bCs/>
+          <w:i/>
+          <w:iCs/>
+          <w:lang w:val="vi-VN"/>
+        </w:rPr>
+        <w:t>flinch</w:t>
+      </w:r>
+      <w:r>
+        <w:rPr>
+          <w:lang w:val="vi-VN"/>
+        </w:rPr>
+        <w:t>:</w:t>
+      </w:r>
+      <w:r>
+        <w:rPr>
+          <w:lang w:val="vi-VN"/>
+        </w:rPr>
+        <w:t xml:space="preserve"> Bật </w:t>
+      </w:r>
+      <w:r>
+        <w:rPr>
+          <w:b/>
+          <w:bCs/>
+          <w:lang w:val="vi-VN"/>
+        </w:rPr>
+        <w:t>Rumble</w:t>
+      </w:r>
+      <w:r>
+        <w:rPr>
+          <w:b/>
+          <w:bCs/>
+          <w:lang w:val="vi-VN"/>
+        </w:rPr>
+        <w:t xml:space="preserve"> yếu</w:t>
+      </w:r>
+      <w:r>
+        <w:rPr>
+          <w:lang w:val="vi-VN"/>
+        </w:rPr>
+        <w:t xml:space="preserve"> nhẹ ngắn, để Player biết là chuỗi combo của mình đã bị cancel</w:t>
+      </w:r>
     </w:p>
     <w:sectPr>
       <w:pgSz w:w="12240" w:h="15840"/>
@@ -2259,6 +2447,7 @@
   <w:style w:type="character" w:default="1" w:styleId="DefaultParagraphFont">
     <w:name w:val="Default Paragraph Font"/>
     <w:uiPriority w:val="1"/>
+    <w:semiHidden/>
     <w:unhideWhenUsed/>
   </w:style>
   <w:style w:type="table" w:default="1" w:styleId="TableNormal">
